--- a/database/templates/POSGRADO/CONSTANCIA DE ESTUDIO - POS.docx
+++ b/database/templates/POSGRADO/CONSTANCIA DE ESTUDIO - POS.docx
@@ -1,6 +1,6 @@
 
 <file path=word/document.xml><?xml version="1.0" encoding="utf-8"?>
-<w:document xmlns:wpc="http://schemas.microsoft.com/office/word/2010/wordprocessingCanvas" xmlns:cx="http://schemas.microsoft.com/office/drawing/2014/chartex" xmlns:cx1="http://schemas.microsoft.com/office/drawing/2015/9/8/chartex" xmlns:cx2="http://schemas.microsoft.com/office/drawing/2015/10/21/chartex" xmlns:cx3="http://schemas.microsoft.com/office/drawing/2016/5/9/chartex" xmlns:cx4="http://schemas.microsoft.com/office/drawing/2016/5/10/chartex" xmlns:cx5="http://schemas.microsoft.com/office/drawing/2016/5/11/chartex" xmlns:cx6="http://schemas.microsoft.com/office/drawing/2016/5/12/chartex" xmlns:cx7="http://schemas.microsoft.com/office/drawing/2016/5/13/chartex" xmlns:cx8="http://schemas.microsoft.com/office/drawing/2016/5/14/chartex" xmlns:mc="http://schemas.openxmlformats.org/markup-compatibility/2006" xmlns:aink="http://schemas.microsoft.com/office/drawing/2016/ink" xmlns:am3d="http://schemas.microsoft.com/office/drawing/2017/model3d" xmlns:o="urn:schemas-microsoft-com:office:office" xmlns:r="http://schemas.openxmlformats.org/officeDocument/2006/relationships" xmlns:m="http://schemas.openxmlformats.org/officeDocument/2006/math" xmlns:v="urn:schemas-microsoft-com:vml" xmlns:wp14="http://schemas.microsoft.com/office/word/2010/wordprocessingDrawing" xmlns:wp="http://schemas.openxmlformats.org/drawingml/2006/wordprocessingDrawing" xmlns:w10="urn:schemas-microsoft-com:office:word" xmlns:w="http://schemas.openxmlformats.org/wordprocessingml/2006/main" xmlns:w14="http://schemas.microsoft.com/office/word/2010/wordml" xmlns:w15="http://schemas.microsoft.com/office/word/2012/wordml" xmlns:w16cex="http://schemas.microsoft.com/office/word/2018/wordml/cex" xmlns:w16cid="http://schemas.microsoft.com/office/word/2016/wordml/cid" xmlns:w16="http://schemas.microsoft.com/office/word/2018/wordml" xmlns:w16sdtdh="http://schemas.microsoft.com/office/word/2020/wordml/sdtdatahash" xmlns:w16se="http://schemas.microsoft.com/office/word/2015/wordml/symex" xmlns:wpg="http://schemas.microsoft.com/office/word/2010/wordprocessingGroup" xmlns:wpi="http://schemas.microsoft.com/office/word/2010/wordprocessingInk" xmlns:wne="http://schemas.microsoft.com/office/word/2006/wordml" xmlns:wps="http://schemas.microsoft.com/office/word/2010/wordprocessingShape" mc:Ignorable="w14 w15 w16se w16cid w16 w16cex w16sdtdh wp14">
+<w:document xmlns:wpc="http://schemas.microsoft.com/office/word/2010/wordprocessingCanvas" xmlns:cx="http://schemas.microsoft.com/office/drawing/2014/chartex" xmlns:cx1="http://schemas.microsoft.com/office/drawing/2015/9/8/chartex" xmlns:cx2="http://schemas.microsoft.com/office/drawing/2015/10/21/chartex" xmlns:cx3="http://schemas.microsoft.com/office/drawing/2016/5/9/chartex" xmlns:cx4="http://schemas.microsoft.com/office/drawing/2016/5/10/chartex" xmlns:cx5="http://schemas.microsoft.com/office/drawing/2016/5/11/chartex" xmlns:cx6="http://schemas.microsoft.com/office/drawing/2016/5/12/chartex" xmlns:cx7="http://schemas.microsoft.com/office/drawing/2016/5/13/chartex" xmlns:cx8="http://schemas.microsoft.com/office/drawing/2016/5/14/chartex" xmlns:mc="http://schemas.openxmlformats.org/markup-compatibility/2006" xmlns:aink="http://schemas.microsoft.com/office/drawing/2016/ink" xmlns:am3d="http://schemas.microsoft.com/office/drawing/2017/model3d" xmlns:o="urn:schemas-microsoft-com:office:office" xmlns:oel="http://schemas.microsoft.com/office/2019/extlst" xmlns:r="http://schemas.openxmlformats.org/officeDocument/2006/relationships" xmlns:m="http://schemas.openxmlformats.org/officeDocument/2006/math" xmlns:v="urn:schemas-microsoft-com:vml" xmlns:wp14="http://schemas.microsoft.com/office/word/2010/wordprocessingDrawing" xmlns:wp="http://schemas.openxmlformats.org/drawingml/2006/wordprocessingDrawing" xmlns:w10="urn:schemas-microsoft-com:office:word" xmlns:w="http://schemas.openxmlformats.org/wordprocessingml/2006/main" xmlns:w14="http://schemas.microsoft.com/office/word/2010/wordml" xmlns:w15="http://schemas.microsoft.com/office/word/2012/wordml" xmlns:w16cex="http://schemas.microsoft.com/office/word/2018/wordml/cex" xmlns:w16cid="http://schemas.microsoft.com/office/word/2016/wordml/cid" xmlns:w16="http://schemas.microsoft.com/office/word/2018/wordml" xmlns:w16du="http://schemas.microsoft.com/office/word/2023/wordml/word16du" xmlns:w16sdtdh="http://schemas.microsoft.com/office/word/2020/wordml/sdtdatahash" xmlns:w16sdtfl="http://schemas.microsoft.com/office/word/2024/wordml/sdtformatlock" xmlns:w16se="http://schemas.microsoft.com/office/word/2015/wordml/symex" xmlns:wpg="http://schemas.microsoft.com/office/word/2010/wordprocessingGroup" xmlns:wpi="http://schemas.microsoft.com/office/word/2010/wordprocessingInk" xmlns:wne="http://schemas.microsoft.com/office/word/2006/wordml" xmlns:wps="http://schemas.microsoft.com/office/word/2010/wordprocessingShape" mc:Ignorable="w14 w15 w16se w16cid w16 w16cex w16sdtdh w16sdtfl w16du wp14">
   <w:body>
     <w:p>
       <w:pPr>
@@ -96,7 +96,7 @@
           <w:sz w:val="16"/>
           <w:szCs w:val="16"/>
         </w:rPr>
-        <w:t>CDE N° 00001 - 2026 R.A./UPRIT – PG</w:t>
+        <w:t>${correlativo_documento}</w:t>
       </w:r>
     </w:p>
     <w:p>
@@ -151,27 +151,7 @@
           <w:szCs w:val="24"/>
           <w:lang w:val="es-PE" w:eastAsia="es-PE"/>
         </w:rPr>
-        <w:t xml:space="preserve">El que suscribe, </w:t>
-      </w:r>
-      <w:proofErr w:type="gramStart"/>
-      <w:r>
-        <w:rPr>
-          <w:rFonts w:ascii="Arial" w:eastAsiaTheme="minorEastAsia" w:hAnsi="Arial" w:cs="Arial"/>
-          <w:sz w:val="24"/>
-          <w:szCs w:val="24"/>
-          <w:lang w:val="es-PE" w:eastAsia="es-PE"/>
-        </w:rPr>
-        <w:t>Director</w:t>
-      </w:r>
-      <w:proofErr w:type="gramEnd"/>
-      <w:r>
-        <w:rPr>
-          <w:rFonts w:ascii="Arial" w:eastAsiaTheme="minorEastAsia" w:hAnsi="Arial" w:cs="Arial"/>
-          <w:sz w:val="24"/>
-          <w:szCs w:val="24"/>
-          <w:lang w:val="es-PE" w:eastAsia="es-PE"/>
-        </w:rPr>
-        <w:t xml:space="preserve"> de Registro Académico de la Universidad Privada de Trujillo,</w:t>
+        <w:t>El que suscribe, Director de Registro Académico de la Universidad Privada de Trujillo,</w:t>
       </w:r>
     </w:p>
     <w:p>
@@ -278,17 +258,17 @@
           <w:noProof/>
           <w:sz w:val="24"/>
           <w:szCs w:val="25"/>
+          <w:lang w:val="es-PE" w:eastAsia="es-ES"/>
+        </w:rPr>
+        <w:t>${tratamiento}</w:t>
+      </w:r>
+      <w:r>
+        <w:rPr>
+          <w:rFonts w:ascii="Arial" w:eastAsia="Times New Roman" w:hAnsi="Arial" w:cs="Arial"/>
+          <w:sz w:val="24"/>
+          <w:szCs w:val="25"/>
           <w:lang w:val="es-ES" w:eastAsia="es-ES"/>
         </w:rPr>
-        <w:t>Sr(a)</w:t>
-      </w:r>
-      <w:r>
-        <w:rPr>
-          <w:rFonts w:ascii="Arial" w:eastAsia="Times New Roman" w:hAnsi="Arial" w:cs="Arial"/>
-          <w:sz w:val="24"/>
-          <w:szCs w:val="25"/>
-          <w:lang w:val="es-ES" w:eastAsia="es-ES"/>
-        </w:rPr>
         <w:t xml:space="preserve"> </w:t>
       </w:r>
       <w:r>
@@ -299,7 +279,7 @@
           <w:szCs w:val="25"/>
           <w:lang w:val="es-PE" w:eastAsia="es-PE"/>
         </w:rPr>
-        <w:fldChar w:fldCharType="begin"/>
+        <w:t>${apellidos_nombres</w:t>
       </w:r>
       <w:r>
         <w:rPr>
@@ -309,283 +289,127 @@
           <w:szCs w:val="25"/>
           <w:lang w:val="es-PE" w:eastAsia="es-PE"/>
         </w:rPr>
-        <w:instrText xml:space="preserve"> MERGEFIELD APELLIDOS_Y_NOMBRES </w:instrText>
-      </w:r>
-      <w:r>
-        <w:rPr>
-          <w:rFonts w:ascii="Arial" w:eastAsiaTheme="minorEastAsia" w:hAnsi="Arial" w:cs="Arial"/>
-          <w:b/>
+        <w:t>,</w:t>
+      </w:r>
+      <w:r>
+        <w:rPr>
+          <w:rFonts w:ascii="Arial" w:eastAsiaTheme="minorEastAsia" w:hAnsi="Arial" w:cs="Arial"/>
+          <w:b/>
+          <w:sz w:val="25"/>
+          <w:szCs w:val="25"/>
+          <w:lang w:val="es-PE" w:eastAsia="es-PE"/>
+        </w:rPr>
+        <w:t xml:space="preserve"> </w:t>
+      </w:r>
+      <w:r>
+        <w:rPr>
+          <w:rFonts w:ascii="Arial" w:eastAsiaTheme="minorEastAsia" w:hAnsi="Arial" w:cs="Arial"/>
+          <w:sz w:val="25"/>
+          <w:szCs w:val="25"/>
+          <w:lang w:val="es-PE" w:eastAsia="es-PE"/>
+        </w:rPr>
+        <w:t>con DNI: N.º</w:t>
+      </w:r>
+      <w:r>
+        <w:rPr>
+          <w:rFonts w:ascii="Arial" w:eastAsiaTheme="minorEastAsia" w:hAnsi="Arial" w:cs="Arial"/>
+          <w:sz w:val="25"/>
+          <w:szCs w:val="25"/>
+          <w:lang w:val="es-PE" w:eastAsia="es-PE"/>
+        </w:rPr>
+        <w:t xml:space="preserve"> </w:t>
+      </w:r>
+      <w:r>
+        <w:rPr>
+          <w:rFonts w:ascii="Arial" w:eastAsiaTheme="minorEastAsia" w:hAnsi="Arial" w:cs="Arial"/>
           <w:noProof/>
           <w:szCs w:val="25"/>
           <w:lang w:val="es-PE" w:eastAsia="es-PE"/>
         </w:rPr>
-        <w:fldChar w:fldCharType="separate"/>
-      </w:r>
-      <w:r>
-        <w:rPr>
-          <w:rFonts w:ascii="Arial" w:eastAsiaTheme="minorEastAsia" w:hAnsi="Arial" w:cs="Arial"/>
-          <w:b/>
+        <w:t>${dni}</w:t>
+      </w:r>
+      <w:r>
+        <w:rPr>
+          <w:rFonts w:ascii="Arial" w:eastAsiaTheme="minorEastAsia" w:hAnsi="Arial" w:cs="Arial"/>
+          <w:sz w:val="25"/>
+          <w:szCs w:val="25"/>
+          <w:lang w:val="es-PE" w:eastAsia="es-PE"/>
+        </w:rPr>
+        <w:t xml:space="preserve"> y código de </w:t>
+      </w:r>
+      <w:r>
+        <w:rPr>
+          <w:rFonts w:ascii="Arial" w:eastAsiaTheme="minorEastAsia" w:hAnsi="Arial" w:cs="Arial"/>
+          <w:sz w:val="25"/>
+          <w:szCs w:val="25"/>
+          <w:lang w:val="es-PE" w:eastAsia="es-PE"/>
+        </w:rPr>
+        <w:t xml:space="preserve">estudiante </w:t>
+      </w:r>
+      <w:r>
+        <w:rPr>
+          <w:rFonts w:ascii="Arial" w:eastAsiaTheme="minorEastAsia" w:hAnsi="Arial" w:cs="Arial"/>
+          <w:sz w:val="25"/>
+          <w:szCs w:val="25"/>
+          <w:lang w:val="es-PE" w:eastAsia="es-PE"/>
+        </w:rPr>
+        <w:t>N.º</w:t>
+      </w:r>
+      <w:r>
+        <w:rPr>
+          <w:rFonts w:ascii="Arial" w:eastAsiaTheme="minorEastAsia" w:hAnsi="Arial" w:cs="Arial"/>
+          <w:sz w:val="25"/>
+          <w:szCs w:val="25"/>
+          <w:lang w:val="es-PE" w:eastAsia="es-PE"/>
+        </w:rPr>
+        <w:t xml:space="preserve"> </w:t>
+      </w:r>
+      <w:r>
+        <w:rPr>
+          <w:rFonts w:ascii="Arial" w:eastAsiaTheme="minorEastAsia" w:hAnsi="Arial" w:cs="Arial"/>
           <w:noProof/>
           <w:szCs w:val="25"/>
           <w:lang w:val="es-PE" w:eastAsia="es-PE"/>
         </w:rPr>
-        <w:t>«APELLIDOS_Y_NOMBRES»</w:t>
+        <w:t>${codigo_estudiante}</w:t>
+      </w:r>
+      <w:r>
+        <w:rPr>
+          <w:rFonts w:ascii="Arial" w:eastAsiaTheme="minorEastAsia" w:hAnsi="Arial" w:cs="Arial"/>
+          <w:sz w:val="24"/>
+          <w:szCs w:val="24"/>
+          <w:lang w:val="es-PE" w:eastAsia="es-PE"/>
+        </w:rPr>
+        <w:t>,</w:t>
+      </w:r>
+      <w:r>
+        <w:rPr>
+          <w:rFonts w:ascii="Arial" w:eastAsiaTheme="minorEastAsia" w:hAnsi="Arial" w:cs="Arial"/>
+          <w:sz w:val="24"/>
+          <w:szCs w:val="24"/>
+          <w:lang w:val="es-PE" w:eastAsia="es-PE"/>
+        </w:rPr>
+        <w:t xml:space="preserve"> está</w:t>
+      </w:r>
+      <w:r>
+        <w:rPr>
+          <w:rFonts w:ascii="Arial" w:eastAsiaTheme="minorEastAsia" w:hAnsi="Arial" w:cs="Arial"/>
+          <w:sz w:val="24"/>
+          <w:szCs w:val="24"/>
+          <w:lang w:val="es-PE" w:eastAsia="es-PE"/>
+        </w:rPr>
+        <w:t xml:space="preserve"> matriculado(a) en esta Casa Superior de Estudios, y se encuentra estudiando el programa de </w:t>
       </w:r>
       <w:r>
         <w:rPr>
           <w:rFonts w:ascii="Arial" w:eastAsiaTheme="minorEastAsia" w:hAnsi="Arial" w:cs="Arial"/>
           <w:b/>
           <w:noProof/>
-          <w:szCs w:val="25"/>
-          <w:lang w:val="es-PE" w:eastAsia="es-PE"/>
-        </w:rPr>
-        <w:fldChar w:fldCharType="end"/>
-      </w:r>
-      <w:r>
-        <w:rPr>
-          <w:rFonts w:ascii="Arial" w:eastAsiaTheme="minorEastAsia" w:hAnsi="Arial" w:cs="Arial"/>
-          <w:b/>
-          <w:noProof/>
-          <w:szCs w:val="25"/>
-          <w:lang w:val="es-PE" w:eastAsia="es-PE"/>
-        </w:rPr>
-        <w:t>,</w:t>
-      </w:r>
-      <w:r>
-        <w:rPr>
-          <w:rFonts w:ascii="Arial" w:eastAsiaTheme="minorEastAsia" w:hAnsi="Arial" w:cs="Arial"/>
-          <w:b/>
-          <w:sz w:val="25"/>
-          <w:szCs w:val="25"/>
-          <w:lang w:val="es-PE" w:eastAsia="es-PE"/>
-        </w:rPr>
-        <w:t xml:space="preserve"> </w:t>
-      </w:r>
-      <w:r>
-        <w:rPr>
-          <w:rFonts w:ascii="Arial" w:eastAsiaTheme="minorEastAsia" w:hAnsi="Arial" w:cs="Arial"/>
-          <w:sz w:val="25"/>
-          <w:szCs w:val="25"/>
-          <w:lang w:val="es-PE" w:eastAsia="es-PE"/>
-        </w:rPr>
-        <w:t>con DNI: N.º</w:t>
-      </w:r>
-      <w:r>
-        <w:rPr>
-          <w:rFonts w:ascii="Arial" w:eastAsiaTheme="minorEastAsia" w:hAnsi="Arial" w:cs="Arial"/>
-          <w:sz w:val="25"/>
-          <w:szCs w:val="25"/>
-          <w:lang w:val="es-PE" w:eastAsia="es-PE"/>
-        </w:rPr>
-        <w:t xml:space="preserve"> </w:t>
-      </w:r>
-      <w:r>
-        <w:rPr>
-          <w:rFonts w:ascii="Arial" w:eastAsiaTheme="minorEastAsia" w:hAnsi="Arial" w:cs="Arial"/>
-          <w:noProof/>
-          <w:szCs w:val="25"/>
-          <w:lang w:val="es-PE" w:eastAsia="es-PE"/>
-        </w:rPr>
-        <w:fldChar w:fldCharType="begin"/>
-      </w:r>
-      <w:r>
-        <w:rPr>
-          <w:rFonts w:ascii="Arial" w:eastAsiaTheme="minorEastAsia" w:hAnsi="Arial" w:cs="Arial"/>
-          <w:noProof/>
-          <w:szCs w:val="25"/>
-          <w:lang w:val="es-PE" w:eastAsia="es-PE"/>
-        </w:rPr>
-        <w:instrText xml:space="preserve"> MERGEFIELD DNI </w:instrText>
-      </w:r>
-      <w:r>
-        <w:rPr>
-          <w:rFonts w:ascii="Arial" w:eastAsiaTheme="minorEastAsia" w:hAnsi="Arial" w:cs="Arial"/>
-          <w:noProof/>
-          <w:szCs w:val="25"/>
-          <w:lang w:val="es-PE" w:eastAsia="es-PE"/>
-        </w:rPr>
-        <w:fldChar w:fldCharType="separate"/>
-      </w:r>
-      <w:r>
-        <w:rPr>
-          <w:rFonts w:ascii="Arial" w:eastAsiaTheme="minorEastAsia" w:hAnsi="Arial" w:cs="Arial"/>
-          <w:noProof/>
-          <w:szCs w:val="25"/>
-          <w:lang w:val="es-PE" w:eastAsia="es-PE"/>
-        </w:rPr>
-        <w:t>«DNI»</w:t>
-      </w:r>
-      <w:r>
-        <w:rPr>
-          <w:rFonts w:ascii="Arial" w:eastAsiaTheme="minorEastAsia" w:hAnsi="Arial" w:cs="Arial"/>
-          <w:noProof/>
-          <w:szCs w:val="25"/>
-          <w:lang w:val="es-PE" w:eastAsia="es-PE"/>
-        </w:rPr>
-        <w:fldChar w:fldCharType="end"/>
-      </w:r>
-      <w:r>
-        <w:rPr>
-          <w:rFonts w:ascii="Arial" w:eastAsiaTheme="minorEastAsia" w:hAnsi="Arial" w:cs="Arial"/>
-          <w:sz w:val="25"/>
-          <w:szCs w:val="25"/>
-          <w:lang w:val="es-PE" w:eastAsia="es-PE"/>
-        </w:rPr>
-        <w:t xml:space="preserve"> y código de </w:t>
-      </w:r>
-      <w:r>
-        <w:rPr>
-          <w:rFonts w:ascii="Arial" w:eastAsiaTheme="minorEastAsia" w:hAnsi="Arial" w:cs="Arial"/>
-          <w:sz w:val="25"/>
-          <w:szCs w:val="25"/>
-          <w:lang w:val="es-PE" w:eastAsia="es-PE"/>
-        </w:rPr>
-        <w:t xml:space="preserve">estudiante </w:t>
-      </w:r>
-      <w:r>
-        <w:rPr>
-          <w:rFonts w:ascii="Arial" w:eastAsiaTheme="minorEastAsia" w:hAnsi="Arial" w:cs="Arial"/>
-          <w:sz w:val="25"/>
-          <w:szCs w:val="25"/>
-          <w:lang w:val="es-PE" w:eastAsia="es-PE"/>
-        </w:rPr>
-        <w:t>N.º</w:t>
-      </w:r>
-      <w:r>
-        <w:rPr>
-          <w:rFonts w:ascii="Arial" w:eastAsiaTheme="minorEastAsia" w:hAnsi="Arial" w:cs="Arial"/>
-          <w:sz w:val="25"/>
-          <w:szCs w:val="25"/>
-          <w:lang w:val="es-PE" w:eastAsia="es-PE"/>
-        </w:rPr>
-        <w:t xml:space="preserve"> </w:t>
-      </w:r>
-      <w:r>
-        <w:rPr>
-          <w:rFonts w:ascii="Arial" w:eastAsiaTheme="minorEastAsia" w:hAnsi="Arial" w:cs="Arial"/>
-          <w:noProof/>
-          <w:szCs w:val="25"/>
-          <w:lang w:val="es-PE" w:eastAsia="es-PE"/>
-        </w:rPr>
-        <w:fldChar w:fldCharType="begin"/>
-      </w:r>
-      <w:r>
-        <w:rPr>
-          <w:rFonts w:ascii="Arial" w:eastAsiaTheme="minorEastAsia" w:hAnsi="Arial" w:cs="Arial"/>
-          <w:noProof/>
-          <w:szCs w:val="25"/>
-          <w:lang w:val="es-PE" w:eastAsia="es-PE"/>
-        </w:rPr>
-        <w:instrText xml:space="preserve"> MERGEFIELD CODIGO </w:instrText>
-      </w:r>
-      <w:r>
-        <w:rPr>
-          <w:rFonts w:ascii="Arial" w:eastAsiaTheme="minorEastAsia" w:hAnsi="Arial" w:cs="Arial"/>
-          <w:noProof/>
-          <w:szCs w:val="25"/>
-          <w:lang w:val="es-PE" w:eastAsia="es-PE"/>
-        </w:rPr>
-        <w:fldChar w:fldCharType="separate"/>
-      </w:r>
-      <w:r>
-        <w:rPr>
-          <w:rFonts w:ascii="Arial" w:eastAsiaTheme="minorEastAsia" w:hAnsi="Arial" w:cs="Arial"/>
-          <w:noProof/>
-          <w:szCs w:val="25"/>
-          <w:lang w:val="es-PE" w:eastAsia="es-PE"/>
-        </w:rPr>
-        <w:t>«CODIGO»</w:t>
-      </w:r>
-      <w:r>
-        <w:rPr>
-          <w:rFonts w:ascii="Arial" w:eastAsiaTheme="minorEastAsia" w:hAnsi="Arial" w:cs="Arial"/>
-          <w:noProof/>
-          <w:szCs w:val="25"/>
-          <w:lang w:val="es-PE" w:eastAsia="es-PE"/>
-        </w:rPr>
-        <w:fldChar w:fldCharType="end"/>
-      </w:r>
-      <w:r>
-        <w:rPr>
-          <w:rFonts w:ascii="Arial" w:eastAsiaTheme="minorEastAsia" w:hAnsi="Arial" w:cs="Arial"/>
-          <w:sz w:val="24"/>
-          <w:szCs w:val="24"/>
-          <w:lang w:val="es-PE" w:eastAsia="es-PE"/>
-        </w:rPr>
-        <w:t>,</w:t>
-      </w:r>
-      <w:r>
-        <w:rPr>
-          <w:rFonts w:ascii="Arial" w:eastAsiaTheme="minorEastAsia" w:hAnsi="Arial" w:cs="Arial"/>
-          <w:sz w:val="24"/>
-          <w:szCs w:val="24"/>
-          <w:lang w:val="es-PE" w:eastAsia="es-PE"/>
-        </w:rPr>
-        <w:t xml:space="preserve"> está</w:t>
-      </w:r>
-      <w:r>
-        <w:rPr>
-          <w:rFonts w:ascii="Arial" w:eastAsiaTheme="minorEastAsia" w:hAnsi="Arial" w:cs="Arial"/>
-          <w:sz w:val="24"/>
-          <w:szCs w:val="24"/>
-          <w:lang w:val="es-PE" w:eastAsia="es-PE"/>
-        </w:rPr>
-        <w:t xml:space="preserve"> matriculado(a) en esta Casa Superior de Estudios, y se encuentra estudiando el programa de </w:t>
-      </w:r>
-      <w:r>
-        <w:rPr>
-          <w:rFonts w:ascii="Arial" w:eastAsiaTheme="minorEastAsia" w:hAnsi="Arial" w:cs="Arial"/>
-          <w:b/>
-          <w:noProof/>
-          <w:sz w:val="24"/>
-          <w:szCs w:val="24"/>
-          <w:lang w:val="es-PE" w:eastAsia="es-PE"/>
-        </w:rPr>
-        <w:fldChar w:fldCharType="begin"/>
-      </w:r>
-      <w:r>
-        <w:rPr>
-          <w:rFonts w:ascii="Arial" w:eastAsiaTheme="minorEastAsia" w:hAnsi="Arial" w:cs="Arial"/>
-          <w:b/>
-          <w:noProof/>
-          <w:sz w:val="24"/>
-          <w:szCs w:val="24"/>
-          <w:lang w:val="es-PE" w:eastAsia="es-PE"/>
-        </w:rPr>
-        <w:instrText xml:space="preserve"> MERGEFIELD NOMBRE_DE_CARRERAPROGRAMA </w:instrText>
-      </w:r>
-      <w:r>
-        <w:rPr>
-          <w:rFonts w:ascii="Arial" w:eastAsiaTheme="minorEastAsia" w:hAnsi="Arial" w:cs="Arial"/>
-          <w:b/>
-          <w:noProof/>
-          <w:sz w:val="24"/>
-          <w:szCs w:val="24"/>
-          <w:lang w:val="es-PE" w:eastAsia="es-PE"/>
-        </w:rPr>
-        <w:fldChar w:fldCharType="separate"/>
-      </w:r>
-      <w:r>
-        <w:rPr>
-          <w:rFonts w:ascii="Arial" w:eastAsiaTheme="minorEastAsia" w:hAnsi="Arial" w:cs="Arial"/>
-          <w:b/>
-          <w:noProof/>
-          <w:sz w:val="24"/>
-          <w:szCs w:val="24"/>
-          <w:lang w:val="es-PE" w:eastAsia="es-PE"/>
-        </w:rPr>
-        <w:t>«NOMBRE_DE_CARRERAPROGRAMA»</w:t>
-      </w:r>
-      <w:r>
-        <w:rPr>
-          <w:rFonts w:ascii="Arial" w:eastAsiaTheme="minorEastAsia" w:hAnsi="Arial" w:cs="Arial"/>
-          <w:b/>
-          <w:noProof/>
-          <w:sz w:val="24"/>
-          <w:szCs w:val="24"/>
-          <w:lang w:val="es-PE" w:eastAsia="es-PE"/>
-        </w:rPr>
-        <w:fldChar w:fldCharType="end"/>
+          <w:sz w:val="24"/>
+          <w:szCs w:val="24"/>
+          <w:lang w:val="es-PE" w:eastAsia="es-PE"/>
+        </w:rPr>
+        <w:t>${nombre_programa}</w:t>
       </w:r>
       <w:r>
         <w:rPr>
@@ -613,142 +437,58 @@
           <w:noProof/>
           <w:sz w:val="25"/>
           <w:szCs w:val="25"/>
+          <w:lang w:val="es-PE" w:eastAsia="es-ES"/>
+        </w:rPr>
+        <w:t>${semestre_lectivo}</w:t>
+      </w:r>
+      <w:r>
+        <w:rPr>
+          <w:rFonts w:ascii="Arial" w:eastAsiaTheme="minorEastAsia" w:hAnsi="Arial" w:cs="Arial"/>
+          <w:b/>
+          <w:sz w:val="24"/>
+          <w:szCs w:val="24"/>
+          <w:lang w:val="es-PE" w:eastAsia="es-PE"/>
+        </w:rPr>
+        <w:t xml:space="preserve">, </w:t>
+      </w:r>
+      <w:r>
+        <w:rPr>
+          <w:rFonts w:ascii="Arial" w:eastAsia="Times New Roman" w:hAnsi="Arial" w:cs="Arial"/>
+          <w:sz w:val="25"/>
+          <w:szCs w:val="25"/>
           <w:lang w:val="es-ES" w:eastAsia="es-ES"/>
         </w:rPr>
-        <w:fldChar w:fldCharType="begin"/>
+        <w:t>en la</w:t>
       </w:r>
       <w:r>
         <w:rPr>
           <w:rFonts w:ascii="Arial" w:eastAsia="Times New Roman" w:hAnsi="Arial" w:cs="Arial"/>
+          <w:b/>
+          <w:sz w:val="25"/>
+          <w:szCs w:val="25"/>
+          <w:lang w:val="es-ES" w:eastAsia="es-ES"/>
+        </w:rPr>
+        <w:t xml:space="preserve"> </w:t>
+      </w:r>
+      <w:r>
+        <w:rPr>
+          <w:rFonts w:ascii="Arial" w:hAnsi="Arial" w:cs="Arial"/>
+          <w:sz w:val="25"/>
+          <w:szCs w:val="25"/>
+          <w:lang w:val="es-PE"/>
+        </w:rPr>
+        <w:t xml:space="preserve">modalidad </w:t>
+      </w:r>
+      <w:r>
+        <w:rPr>
+          <w:rFonts w:ascii="Arial" w:hAnsi="Arial" w:cs="Arial"/>
+          <w:b/>
           <w:noProof/>
           <w:sz w:val="25"/>
           <w:szCs w:val="25"/>
-          <w:lang w:val="es-ES" w:eastAsia="es-ES"/>
-        </w:rPr>
-        <w:instrText xml:space="preserve"> MERGEFIELD SEMESTRE_LECTIVO </w:instrText>
-      </w:r>
-      <w:r>
-        <w:rPr>
-          <w:rFonts w:ascii="Arial" w:eastAsia="Times New Roman" w:hAnsi="Arial" w:cs="Arial"/>
-          <w:noProof/>
-          <w:sz w:val="25"/>
-          <w:szCs w:val="25"/>
-          <w:lang w:val="es-ES" w:eastAsia="es-ES"/>
-        </w:rPr>
-        <w:fldChar w:fldCharType="separate"/>
-      </w:r>
-      <w:r>
-        <w:rPr>
-          <w:rFonts w:ascii="Arial" w:eastAsia="Times New Roman" w:hAnsi="Arial" w:cs="Arial"/>
-          <w:noProof/>
-          <w:sz w:val="25"/>
-          <w:szCs w:val="25"/>
-          <w:lang w:val="es-ES" w:eastAsia="es-ES"/>
-        </w:rPr>
-        <w:t>«SEMESTRE_LECTIVO»</w:t>
-      </w:r>
-      <w:r>
-        <w:rPr>
-          <w:rFonts w:ascii="Arial" w:eastAsia="Times New Roman" w:hAnsi="Arial" w:cs="Arial"/>
-          <w:noProof/>
-          <w:sz w:val="25"/>
-          <w:szCs w:val="25"/>
-          <w:lang w:val="es-ES" w:eastAsia="es-ES"/>
-        </w:rPr>
-        <w:fldChar w:fldCharType="end"/>
-      </w:r>
-      <w:r>
-        <w:rPr>
-          <w:rFonts w:ascii="Arial" w:eastAsiaTheme="minorEastAsia" w:hAnsi="Arial" w:cs="Arial"/>
-          <w:b/>
-          <w:sz w:val="24"/>
-          <w:szCs w:val="24"/>
-          <w:lang w:val="es-PE" w:eastAsia="es-PE"/>
-        </w:rPr>
-        <w:t xml:space="preserve">, </w:t>
-      </w:r>
-      <w:r>
-        <w:rPr>
-          <w:rFonts w:ascii="Arial" w:eastAsia="Times New Roman" w:hAnsi="Arial" w:cs="Arial"/>
-          <w:sz w:val="25"/>
-          <w:szCs w:val="25"/>
-          <w:lang w:val="es-ES" w:eastAsia="es-ES"/>
-        </w:rPr>
-        <w:t>en la</w:t>
-      </w:r>
-      <w:r>
-        <w:rPr>
-          <w:rFonts w:ascii="Arial" w:eastAsia="Times New Roman" w:hAnsi="Arial" w:cs="Arial"/>
-          <w:b/>
-          <w:sz w:val="25"/>
-          <w:szCs w:val="25"/>
-          <w:lang w:val="es-ES" w:eastAsia="es-ES"/>
-        </w:rPr>
-        <w:t xml:space="preserve"> </w:t>
-      </w:r>
-      <w:r>
-        <w:rPr>
-          <w:rFonts w:ascii="Arial" w:hAnsi="Arial" w:cs="Arial"/>
-          <w:sz w:val="25"/>
-          <w:szCs w:val="25"/>
           <w:lang w:val="es-PE"/>
         </w:rPr>
-        <w:t xml:space="preserve">modalidad </w:t>
-      </w:r>
-      <w:r>
-        <w:rPr>
-          <w:rFonts w:ascii="Arial" w:hAnsi="Arial" w:cs="Arial"/>
-          <w:b/>
-          <w:noProof/>
-          <w:sz w:val="25"/>
-          <w:szCs w:val="25"/>
-          <w:lang w:val="es-PE"/>
-        </w:rPr>
-        <w:fldChar w:fldCharType="begin"/>
-      </w:r>
-      <w:r>
-        <w:rPr>
-          <w:rFonts w:ascii="Arial" w:hAnsi="Arial" w:cs="Arial"/>
-          <w:b/>
-          <w:noProof/>
-          <w:sz w:val="25"/>
-          <w:szCs w:val="25"/>
-          <w:lang w:val="es-PE"/>
-        </w:rPr>
-        <w:instrText xml:space="preserve"> MERGEFIELD MODALIDAD </w:instrText>
-      </w:r>
-      <w:r>
-        <w:rPr>
-          <w:rFonts w:ascii="Arial" w:hAnsi="Arial" w:cs="Arial"/>
-          <w:b/>
-          <w:noProof/>
-          <w:sz w:val="25"/>
-          <w:szCs w:val="25"/>
-          <w:lang w:val="es-PE"/>
-        </w:rPr>
-        <w:fldChar w:fldCharType="separate"/>
-      </w:r>
-      <w:r>
-        <w:rPr>
-          <w:rFonts w:ascii="Arial" w:hAnsi="Arial" w:cs="Arial"/>
-          <w:b/>
-          <w:noProof/>
-          <w:sz w:val="25"/>
-          <w:szCs w:val="25"/>
-          <w:lang w:val="es-PE"/>
-        </w:rPr>
-        <w:t>«MODALIDAD»</w:t>
-      </w:r>
-      <w:r>
-        <w:rPr>
-          <w:rFonts w:ascii="Arial" w:hAnsi="Arial" w:cs="Arial"/>
-          <w:b/>
-          <w:noProof/>
-          <w:sz w:val="25"/>
-          <w:szCs w:val="25"/>
-          <w:lang w:val="es-PE"/>
-        </w:rPr>
-        <w:fldChar w:fldCharType="end"/>
+        <w:t>${modalidad}</w:t>
       </w:r>
       <w:r>
         <w:rPr>
@@ -918,54 +658,14 @@
         </w:rPr>
         <w:t xml:space="preserve">Trujillo, </w:t>
       </w:r>
-      <w:proofErr w:type="spellStart"/>
-      <w:r>
-        <w:rPr>
-          <w:rFonts w:ascii="Arial" w:eastAsiaTheme="minorEastAsia" w:hAnsi="Arial" w:cs="Arial"/>
-          <w:sz w:val="25"/>
-          <w:szCs w:val="25"/>
-          <w:lang w:val="es-PE" w:eastAsia="es-PE"/>
-        </w:rPr>
-        <w:t>xx</w:t>
-      </w:r>
-      <w:proofErr w:type="spellEnd"/>
-      <w:r>
-        <w:rPr>
-          <w:rFonts w:ascii="Arial" w:eastAsiaTheme="minorEastAsia" w:hAnsi="Arial" w:cs="Arial"/>
-          <w:sz w:val="25"/>
-          <w:szCs w:val="25"/>
-          <w:lang w:val="es-PE" w:eastAsia="es-PE"/>
-        </w:rPr>
-        <w:t xml:space="preserve"> de </w:t>
-      </w:r>
-      <w:proofErr w:type="spellStart"/>
-      <w:r>
-        <w:rPr>
-          <w:rFonts w:ascii="Arial" w:eastAsiaTheme="minorEastAsia" w:hAnsi="Arial" w:cs="Arial"/>
-          <w:sz w:val="25"/>
-          <w:szCs w:val="25"/>
-          <w:lang w:val="es-PE" w:eastAsia="es-PE"/>
-        </w:rPr>
-        <w:t>xxxxx</w:t>
-      </w:r>
-      <w:proofErr w:type="spellEnd"/>
-      <w:r>
-        <w:rPr>
-          <w:rFonts w:ascii="Arial" w:eastAsiaTheme="minorEastAsia" w:hAnsi="Arial" w:cs="Arial"/>
-          <w:sz w:val="25"/>
-          <w:szCs w:val="25"/>
-          <w:lang w:val="es-PE" w:eastAsia="es-PE"/>
-        </w:rPr>
-        <w:t xml:space="preserve"> del 202</w:t>
-      </w:r>
-      <w:r>
-        <w:rPr>
-          <w:rFonts w:ascii="Arial" w:eastAsiaTheme="minorEastAsia" w:hAnsi="Arial" w:cs="Arial"/>
-          <w:sz w:val="25"/>
-          <w:szCs w:val="25"/>
-          <w:lang w:val="es-PE" w:eastAsia="es-PE"/>
-        </w:rPr>
-        <w:t>x</w:t>
+      <w:r>
+        <w:rPr>
+          <w:rFonts w:ascii="Arial" w:eastAsiaTheme="minorEastAsia" w:hAnsi="Arial" w:cs="Arial"/>
+          <w:sz w:val="25"/>
+          <w:szCs w:val="25"/>
+          <w:lang w:eastAsia="es-PE"/>
+        </w:rPr>
+        <w:t>${fecha_emision}</w:t>
       </w:r>
     </w:p>
     <w:p>
@@ -976,10 +676,11 @@
       </w:pPr>
       <w:r>
         <w:rPr>
+          <w:noProof/>
           <w:lang w:val="es-ES"/>
         </w:rPr>
         <w:drawing>
-          <wp:anchor distT="0" distB="0" distL="114300" distR="114300" simplePos="0" relativeHeight="251662336" behindDoc="0" locked="0" layoutInCell="1" allowOverlap="1" wp14:anchorId="2611B36E" wp14:editId="17C30DB6">
+          <wp:anchor distT="0" distB="0" distL="114300" distR="114300" simplePos="0" relativeHeight="251662336" behindDoc="0" locked="0" layoutInCell="1" allowOverlap="1" wp14:anchorId="2611B36E" wp14:editId="1A0DE02B">
             <wp:simplePos x="0" y="0"/>
             <wp:positionH relativeFrom="column">
               <wp:posOffset>634365</wp:posOffset>
@@ -1063,10 +764,11 @@
       </w:r>
       <w:r>
         <w:rPr>
+          <w:noProof/>
           <w:lang w:val="es-ES"/>
         </w:rPr>
         <w:drawing>
-          <wp:anchor distT="0" distB="0" distL="114300" distR="114300" simplePos="0" relativeHeight="251663360" behindDoc="0" locked="0" layoutInCell="1" allowOverlap="1" wp14:anchorId="50F9BC18" wp14:editId="486A90DD">
+          <wp:anchor distT="0" distB="0" distL="114300" distR="114300" simplePos="0" relativeHeight="251663360" behindDoc="0" locked="0" layoutInCell="1" allowOverlap="1" wp14:anchorId="50F9BC18" wp14:editId="19E8FBBA">
             <wp:simplePos x="0" y="0"/>
             <wp:positionH relativeFrom="margin">
               <wp:posOffset>1861820</wp:posOffset>
@@ -1390,7 +1092,7 @@
 </file>
 
 <file path=word/endnotes.xml><?xml version="1.0" encoding="utf-8"?>
-<w:endnotes xmlns:wpc="http://schemas.microsoft.com/office/word/2010/wordprocessingCanvas" xmlns:cx="http://schemas.microsoft.com/office/drawing/2014/chartex" xmlns:cx1="http://schemas.microsoft.com/office/drawing/2015/9/8/chartex" xmlns:cx2="http://schemas.microsoft.com/office/drawing/2015/10/21/chartex" xmlns:cx3="http://schemas.microsoft.com/office/drawing/2016/5/9/chartex" xmlns:cx4="http://schemas.microsoft.com/office/drawing/2016/5/10/chartex" xmlns:cx5="http://schemas.microsoft.com/office/drawing/2016/5/11/chartex" xmlns:cx6="http://schemas.microsoft.com/office/drawing/2016/5/12/chartex" xmlns:cx7="http://schemas.microsoft.com/office/drawing/2016/5/13/chartex" xmlns:cx8="http://schemas.microsoft.com/office/drawing/2016/5/14/chartex" xmlns:mc="http://schemas.openxmlformats.org/markup-compatibility/2006" xmlns:aink="http://schemas.microsoft.com/office/drawing/2016/ink" xmlns:am3d="http://schemas.microsoft.com/office/drawing/2017/model3d" xmlns:o="urn:schemas-microsoft-com:office:office" xmlns:r="http://schemas.openxmlformats.org/officeDocument/2006/relationships" xmlns:m="http://schemas.openxmlformats.org/officeDocument/2006/math" xmlns:v="urn:schemas-microsoft-com:vml" xmlns:wp14="http://schemas.microsoft.com/office/word/2010/wordprocessingDrawing" xmlns:wp="http://schemas.openxmlformats.org/drawingml/2006/wordprocessingDrawing" xmlns:w10="urn:schemas-microsoft-com:office:word" xmlns:w="http://schemas.openxmlformats.org/wordprocessingml/2006/main" xmlns:w14="http://schemas.microsoft.com/office/word/2010/wordml" xmlns:w15="http://schemas.microsoft.com/office/word/2012/wordml" xmlns:w16cex="http://schemas.microsoft.com/office/word/2018/wordml/cex" xmlns:w16cid="http://schemas.microsoft.com/office/word/2016/wordml/cid" xmlns:w16="http://schemas.microsoft.com/office/word/2018/wordml" xmlns:w16sdtdh="http://schemas.microsoft.com/office/word/2020/wordml/sdtdatahash" xmlns:w16se="http://schemas.microsoft.com/office/word/2015/wordml/symex" xmlns:wpg="http://schemas.microsoft.com/office/word/2010/wordprocessingGroup" xmlns:wpi="http://schemas.microsoft.com/office/word/2010/wordprocessingInk" xmlns:wne="http://schemas.microsoft.com/office/word/2006/wordml" xmlns:wps="http://schemas.microsoft.com/office/word/2010/wordprocessingShape" mc:Ignorable="w14 w15 w16se w16cid w16 w16cex w16sdtdh wp14">
+<w:endnotes xmlns:wpc="http://schemas.microsoft.com/office/word/2010/wordprocessingCanvas" xmlns:cx="http://schemas.microsoft.com/office/drawing/2014/chartex" xmlns:cx1="http://schemas.microsoft.com/office/drawing/2015/9/8/chartex" xmlns:cx2="http://schemas.microsoft.com/office/drawing/2015/10/21/chartex" xmlns:cx3="http://schemas.microsoft.com/office/drawing/2016/5/9/chartex" xmlns:cx4="http://schemas.microsoft.com/office/drawing/2016/5/10/chartex" xmlns:cx5="http://schemas.microsoft.com/office/drawing/2016/5/11/chartex" xmlns:cx6="http://schemas.microsoft.com/office/drawing/2016/5/12/chartex" xmlns:cx7="http://schemas.microsoft.com/office/drawing/2016/5/13/chartex" xmlns:cx8="http://schemas.microsoft.com/office/drawing/2016/5/14/chartex" xmlns:mc="http://schemas.openxmlformats.org/markup-compatibility/2006" xmlns:aink="http://schemas.microsoft.com/office/drawing/2016/ink" xmlns:am3d="http://schemas.microsoft.com/office/drawing/2017/model3d" xmlns:o="urn:schemas-microsoft-com:office:office" xmlns:oel="http://schemas.microsoft.com/office/2019/extlst" xmlns:r="http://schemas.openxmlformats.org/officeDocument/2006/relationships" xmlns:m="http://schemas.openxmlformats.org/officeDocument/2006/math" xmlns:v="urn:schemas-microsoft-com:vml" xmlns:wp14="http://schemas.microsoft.com/office/word/2010/wordprocessingDrawing" xmlns:wp="http://schemas.openxmlformats.org/drawingml/2006/wordprocessingDrawing" xmlns:w10="urn:schemas-microsoft-com:office:word" xmlns:w="http://schemas.openxmlformats.org/wordprocessingml/2006/main" xmlns:w14="http://schemas.microsoft.com/office/word/2010/wordml" xmlns:w15="http://schemas.microsoft.com/office/word/2012/wordml" xmlns:w16cex="http://schemas.microsoft.com/office/word/2018/wordml/cex" xmlns:w16cid="http://schemas.microsoft.com/office/word/2016/wordml/cid" xmlns:w16="http://schemas.microsoft.com/office/word/2018/wordml" xmlns:w16du="http://schemas.microsoft.com/office/word/2023/wordml/word16du" xmlns:w16sdtdh="http://schemas.microsoft.com/office/word/2020/wordml/sdtdatahash" xmlns:w16sdtfl="http://schemas.microsoft.com/office/word/2024/wordml/sdtformatlock" xmlns:w16se="http://schemas.microsoft.com/office/word/2015/wordml/symex" xmlns:wpg="http://schemas.microsoft.com/office/word/2010/wordprocessingGroup" xmlns:wpi="http://schemas.microsoft.com/office/word/2010/wordprocessingInk" xmlns:wne="http://schemas.microsoft.com/office/word/2006/wordml" xmlns:wps="http://schemas.microsoft.com/office/word/2010/wordprocessingShape" mc:Ignorable="w14 w15 w16se w16cid w16 w16cex w16sdtdh w16sdtfl w16du wp14">
   <w:endnote w:type="separator" w:id="-1">
     <w:p>
       <w:pPr>
@@ -1415,7 +1117,7 @@
 </file>
 
 <file path=word/footer1.xml><?xml version="1.0" encoding="utf-8"?>
-<w:ftr xmlns:wpc="http://schemas.microsoft.com/office/word/2010/wordprocessingCanvas" xmlns:cx="http://schemas.microsoft.com/office/drawing/2014/chartex" xmlns:cx1="http://schemas.microsoft.com/office/drawing/2015/9/8/chartex" xmlns:cx2="http://schemas.microsoft.com/office/drawing/2015/10/21/chartex" xmlns:cx3="http://schemas.microsoft.com/office/drawing/2016/5/9/chartex" xmlns:cx4="http://schemas.microsoft.com/office/drawing/2016/5/10/chartex" xmlns:cx5="http://schemas.microsoft.com/office/drawing/2016/5/11/chartex" xmlns:cx6="http://schemas.microsoft.com/office/drawing/2016/5/12/chartex" xmlns:cx7="http://schemas.microsoft.com/office/drawing/2016/5/13/chartex" xmlns:cx8="http://schemas.microsoft.com/office/drawing/2016/5/14/chartex" xmlns:mc="http://schemas.openxmlformats.org/markup-compatibility/2006" xmlns:aink="http://schemas.microsoft.com/office/drawing/2016/ink" xmlns:am3d="http://schemas.microsoft.com/office/drawing/2017/model3d" xmlns:o="urn:schemas-microsoft-com:office:office" xmlns:r="http://schemas.openxmlformats.org/officeDocument/2006/relationships" xmlns:m="http://schemas.openxmlformats.org/officeDocument/2006/math" xmlns:v="urn:schemas-microsoft-com:vml" xmlns:wp14="http://schemas.microsoft.com/office/word/2010/wordprocessingDrawing" xmlns:wp="http://schemas.openxmlformats.org/drawingml/2006/wordprocessingDrawing" xmlns:w10="urn:schemas-microsoft-com:office:word" xmlns:w="http://schemas.openxmlformats.org/wordprocessingml/2006/main" xmlns:w14="http://schemas.microsoft.com/office/word/2010/wordml" xmlns:w15="http://schemas.microsoft.com/office/word/2012/wordml" xmlns:w16cex="http://schemas.microsoft.com/office/word/2018/wordml/cex" xmlns:w16cid="http://schemas.microsoft.com/office/word/2016/wordml/cid" xmlns:w16="http://schemas.microsoft.com/office/word/2018/wordml" xmlns:w16sdtdh="http://schemas.microsoft.com/office/word/2020/wordml/sdtdatahash" xmlns:w16se="http://schemas.microsoft.com/office/word/2015/wordml/symex" xmlns:wpg="http://schemas.microsoft.com/office/word/2010/wordprocessingGroup" xmlns:wpi="http://schemas.microsoft.com/office/word/2010/wordprocessingInk" xmlns:wne="http://schemas.microsoft.com/office/word/2006/wordml" xmlns:wps="http://schemas.microsoft.com/office/word/2010/wordprocessingShape" mc:Ignorable="w14 w15 w16se w16cid w16 w16cex w16sdtdh wp14">
+<w:ftr xmlns:wpc="http://schemas.microsoft.com/office/word/2010/wordprocessingCanvas" xmlns:cx="http://schemas.microsoft.com/office/drawing/2014/chartex" xmlns:cx1="http://schemas.microsoft.com/office/drawing/2015/9/8/chartex" xmlns:cx2="http://schemas.microsoft.com/office/drawing/2015/10/21/chartex" xmlns:cx3="http://schemas.microsoft.com/office/drawing/2016/5/9/chartex" xmlns:cx4="http://schemas.microsoft.com/office/drawing/2016/5/10/chartex" xmlns:cx5="http://schemas.microsoft.com/office/drawing/2016/5/11/chartex" xmlns:cx6="http://schemas.microsoft.com/office/drawing/2016/5/12/chartex" xmlns:cx7="http://schemas.microsoft.com/office/drawing/2016/5/13/chartex" xmlns:cx8="http://schemas.microsoft.com/office/drawing/2016/5/14/chartex" xmlns:mc="http://schemas.openxmlformats.org/markup-compatibility/2006" xmlns:aink="http://schemas.microsoft.com/office/drawing/2016/ink" xmlns:am3d="http://schemas.microsoft.com/office/drawing/2017/model3d" xmlns:o="urn:schemas-microsoft-com:office:office" xmlns:oel="http://schemas.microsoft.com/office/2019/extlst" xmlns:r="http://schemas.openxmlformats.org/officeDocument/2006/relationships" xmlns:m="http://schemas.openxmlformats.org/officeDocument/2006/math" xmlns:v="urn:schemas-microsoft-com:vml" xmlns:wp14="http://schemas.microsoft.com/office/word/2010/wordprocessingDrawing" xmlns:wp="http://schemas.openxmlformats.org/drawingml/2006/wordprocessingDrawing" xmlns:w10="urn:schemas-microsoft-com:office:word" xmlns:w="http://schemas.openxmlformats.org/wordprocessingml/2006/main" xmlns:w14="http://schemas.microsoft.com/office/word/2010/wordml" xmlns:w15="http://schemas.microsoft.com/office/word/2012/wordml" xmlns:w16cex="http://schemas.microsoft.com/office/word/2018/wordml/cex" xmlns:w16cid="http://schemas.microsoft.com/office/word/2016/wordml/cid" xmlns:w16="http://schemas.microsoft.com/office/word/2018/wordml" xmlns:w16du="http://schemas.microsoft.com/office/word/2023/wordml/word16du" xmlns:w16sdtdh="http://schemas.microsoft.com/office/word/2020/wordml/sdtdatahash" xmlns:w16sdtfl="http://schemas.microsoft.com/office/word/2024/wordml/sdtformatlock" xmlns:w16se="http://schemas.microsoft.com/office/word/2015/wordml/symex" xmlns:wpg="http://schemas.microsoft.com/office/word/2010/wordprocessingGroup" xmlns:wpi="http://schemas.microsoft.com/office/word/2010/wordprocessingInk" xmlns:wne="http://schemas.microsoft.com/office/word/2006/wordml" xmlns:wps="http://schemas.microsoft.com/office/word/2010/wordprocessingShape" mc:Ignorable="w14 w15 w16se w16cid w16 w16cex w16sdtdh w16sdtfl w16du wp14">
   <w:p>
     <w:pPr>
       <w:pStyle w:val="Piedepgina"/>
@@ -1425,7 +1127,7 @@
 </file>
 
 <file path=word/footer2.xml><?xml version="1.0" encoding="utf-8"?>
-<w:ftr xmlns:wpc="http://schemas.microsoft.com/office/word/2010/wordprocessingCanvas" xmlns:cx="http://schemas.microsoft.com/office/drawing/2014/chartex" xmlns:cx1="http://schemas.microsoft.com/office/drawing/2015/9/8/chartex" xmlns:cx2="http://schemas.microsoft.com/office/drawing/2015/10/21/chartex" xmlns:cx3="http://schemas.microsoft.com/office/drawing/2016/5/9/chartex" xmlns:cx4="http://schemas.microsoft.com/office/drawing/2016/5/10/chartex" xmlns:cx5="http://schemas.microsoft.com/office/drawing/2016/5/11/chartex" xmlns:cx6="http://schemas.microsoft.com/office/drawing/2016/5/12/chartex" xmlns:cx7="http://schemas.microsoft.com/office/drawing/2016/5/13/chartex" xmlns:cx8="http://schemas.microsoft.com/office/drawing/2016/5/14/chartex" xmlns:mc="http://schemas.openxmlformats.org/markup-compatibility/2006" xmlns:aink="http://schemas.microsoft.com/office/drawing/2016/ink" xmlns:am3d="http://schemas.microsoft.com/office/drawing/2017/model3d" xmlns:o="urn:schemas-microsoft-com:office:office" xmlns:r="http://schemas.openxmlformats.org/officeDocument/2006/relationships" xmlns:m="http://schemas.openxmlformats.org/officeDocument/2006/math" xmlns:v="urn:schemas-microsoft-com:vml" xmlns:wp14="http://schemas.microsoft.com/office/word/2010/wordprocessingDrawing" xmlns:wp="http://schemas.openxmlformats.org/drawingml/2006/wordprocessingDrawing" xmlns:w10="urn:schemas-microsoft-com:office:word" xmlns:w="http://schemas.openxmlformats.org/wordprocessingml/2006/main" xmlns:w14="http://schemas.microsoft.com/office/word/2010/wordml" xmlns:w15="http://schemas.microsoft.com/office/word/2012/wordml" xmlns:w16cex="http://schemas.microsoft.com/office/word/2018/wordml/cex" xmlns:w16cid="http://schemas.microsoft.com/office/word/2016/wordml/cid" xmlns:w16="http://schemas.microsoft.com/office/word/2018/wordml" xmlns:w16sdtdh="http://schemas.microsoft.com/office/word/2020/wordml/sdtdatahash" xmlns:w16se="http://schemas.microsoft.com/office/word/2015/wordml/symex" xmlns:wpg="http://schemas.microsoft.com/office/word/2010/wordprocessingGroup" xmlns:wpi="http://schemas.microsoft.com/office/word/2010/wordprocessingInk" xmlns:wne="http://schemas.microsoft.com/office/word/2006/wordml" xmlns:wps="http://schemas.microsoft.com/office/word/2010/wordprocessingShape" mc:Ignorable="w14 w15 w16se w16cid w16 w16cex w16sdtdh wp14">
+<w:ftr xmlns:wpc="http://schemas.microsoft.com/office/word/2010/wordprocessingCanvas" xmlns:cx="http://schemas.microsoft.com/office/drawing/2014/chartex" xmlns:cx1="http://schemas.microsoft.com/office/drawing/2015/9/8/chartex" xmlns:cx2="http://schemas.microsoft.com/office/drawing/2015/10/21/chartex" xmlns:cx3="http://schemas.microsoft.com/office/drawing/2016/5/9/chartex" xmlns:cx4="http://schemas.microsoft.com/office/drawing/2016/5/10/chartex" xmlns:cx5="http://schemas.microsoft.com/office/drawing/2016/5/11/chartex" xmlns:cx6="http://schemas.microsoft.com/office/drawing/2016/5/12/chartex" xmlns:cx7="http://schemas.microsoft.com/office/drawing/2016/5/13/chartex" xmlns:cx8="http://schemas.microsoft.com/office/drawing/2016/5/14/chartex" xmlns:mc="http://schemas.openxmlformats.org/markup-compatibility/2006" xmlns:aink="http://schemas.microsoft.com/office/drawing/2016/ink" xmlns:am3d="http://schemas.microsoft.com/office/drawing/2017/model3d" xmlns:o="urn:schemas-microsoft-com:office:office" xmlns:oel="http://schemas.microsoft.com/office/2019/extlst" xmlns:r="http://schemas.openxmlformats.org/officeDocument/2006/relationships" xmlns:m="http://schemas.openxmlformats.org/officeDocument/2006/math" xmlns:v="urn:schemas-microsoft-com:vml" xmlns:wp14="http://schemas.microsoft.com/office/word/2010/wordprocessingDrawing" xmlns:wp="http://schemas.openxmlformats.org/drawingml/2006/wordprocessingDrawing" xmlns:w10="urn:schemas-microsoft-com:office:word" xmlns:w="http://schemas.openxmlformats.org/wordprocessingml/2006/main" xmlns:w14="http://schemas.microsoft.com/office/word/2010/wordml" xmlns:w15="http://schemas.microsoft.com/office/word/2012/wordml" xmlns:w16cex="http://schemas.microsoft.com/office/word/2018/wordml/cex" xmlns:w16cid="http://schemas.microsoft.com/office/word/2016/wordml/cid" xmlns:w16="http://schemas.microsoft.com/office/word/2018/wordml" xmlns:w16du="http://schemas.microsoft.com/office/word/2023/wordml/word16du" xmlns:w16sdtdh="http://schemas.microsoft.com/office/word/2020/wordml/sdtdatahash" xmlns:w16sdtfl="http://schemas.microsoft.com/office/word/2024/wordml/sdtformatlock" xmlns:w16se="http://schemas.microsoft.com/office/word/2015/wordml/symex" xmlns:wpg="http://schemas.microsoft.com/office/word/2010/wordprocessingGroup" xmlns:wpi="http://schemas.microsoft.com/office/word/2010/wordprocessingInk" xmlns:wne="http://schemas.microsoft.com/office/word/2006/wordml" xmlns:wps="http://schemas.microsoft.com/office/word/2010/wordprocessingShape" mc:Ignorable="w14 w15 w16se w16cid w16 w16cex w16sdtdh w16sdtfl w16du wp14">
   <w:p>
     <w:pPr>
       <w:pStyle w:val="Piedepgina"/>
@@ -1435,7 +1137,7 @@
 </file>
 
 <file path=word/footer3.xml><?xml version="1.0" encoding="utf-8"?>
-<w:ftr xmlns:wpc="http://schemas.microsoft.com/office/word/2010/wordprocessingCanvas" xmlns:cx="http://schemas.microsoft.com/office/drawing/2014/chartex" xmlns:cx1="http://schemas.microsoft.com/office/drawing/2015/9/8/chartex" xmlns:cx2="http://schemas.microsoft.com/office/drawing/2015/10/21/chartex" xmlns:cx3="http://schemas.microsoft.com/office/drawing/2016/5/9/chartex" xmlns:cx4="http://schemas.microsoft.com/office/drawing/2016/5/10/chartex" xmlns:cx5="http://schemas.microsoft.com/office/drawing/2016/5/11/chartex" xmlns:cx6="http://schemas.microsoft.com/office/drawing/2016/5/12/chartex" xmlns:cx7="http://schemas.microsoft.com/office/drawing/2016/5/13/chartex" xmlns:cx8="http://schemas.microsoft.com/office/drawing/2016/5/14/chartex" xmlns:mc="http://schemas.openxmlformats.org/markup-compatibility/2006" xmlns:aink="http://schemas.microsoft.com/office/drawing/2016/ink" xmlns:am3d="http://schemas.microsoft.com/office/drawing/2017/model3d" xmlns:o="urn:schemas-microsoft-com:office:office" xmlns:r="http://schemas.openxmlformats.org/officeDocument/2006/relationships" xmlns:m="http://schemas.openxmlformats.org/officeDocument/2006/math" xmlns:v="urn:schemas-microsoft-com:vml" xmlns:wp14="http://schemas.microsoft.com/office/word/2010/wordprocessingDrawing" xmlns:wp="http://schemas.openxmlformats.org/drawingml/2006/wordprocessingDrawing" xmlns:w10="urn:schemas-microsoft-com:office:word" xmlns:w="http://schemas.openxmlformats.org/wordprocessingml/2006/main" xmlns:w14="http://schemas.microsoft.com/office/word/2010/wordml" xmlns:w15="http://schemas.microsoft.com/office/word/2012/wordml" xmlns:w16cex="http://schemas.microsoft.com/office/word/2018/wordml/cex" xmlns:w16cid="http://schemas.microsoft.com/office/word/2016/wordml/cid" xmlns:w16="http://schemas.microsoft.com/office/word/2018/wordml" xmlns:w16sdtdh="http://schemas.microsoft.com/office/word/2020/wordml/sdtdatahash" xmlns:w16se="http://schemas.microsoft.com/office/word/2015/wordml/symex" xmlns:wpg="http://schemas.microsoft.com/office/word/2010/wordprocessingGroup" xmlns:wpi="http://schemas.microsoft.com/office/word/2010/wordprocessingInk" xmlns:wne="http://schemas.microsoft.com/office/word/2006/wordml" xmlns:wps="http://schemas.microsoft.com/office/word/2010/wordprocessingShape" mc:Ignorable="w14 w15 w16se w16cid w16 w16cex w16sdtdh wp14">
+<w:ftr xmlns:wpc="http://schemas.microsoft.com/office/word/2010/wordprocessingCanvas" xmlns:cx="http://schemas.microsoft.com/office/drawing/2014/chartex" xmlns:cx1="http://schemas.microsoft.com/office/drawing/2015/9/8/chartex" xmlns:cx2="http://schemas.microsoft.com/office/drawing/2015/10/21/chartex" xmlns:cx3="http://schemas.microsoft.com/office/drawing/2016/5/9/chartex" xmlns:cx4="http://schemas.microsoft.com/office/drawing/2016/5/10/chartex" xmlns:cx5="http://schemas.microsoft.com/office/drawing/2016/5/11/chartex" xmlns:cx6="http://schemas.microsoft.com/office/drawing/2016/5/12/chartex" xmlns:cx7="http://schemas.microsoft.com/office/drawing/2016/5/13/chartex" xmlns:cx8="http://schemas.microsoft.com/office/drawing/2016/5/14/chartex" xmlns:mc="http://schemas.openxmlformats.org/markup-compatibility/2006" xmlns:aink="http://schemas.microsoft.com/office/drawing/2016/ink" xmlns:am3d="http://schemas.microsoft.com/office/drawing/2017/model3d" xmlns:o="urn:schemas-microsoft-com:office:office" xmlns:oel="http://schemas.microsoft.com/office/2019/extlst" xmlns:r="http://schemas.openxmlformats.org/officeDocument/2006/relationships" xmlns:m="http://schemas.openxmlformats.org/officeDocument/2006/math" xmlns:v="urn:schemas-microsoft-com:vml" xmlns:wp14="http://schemas.microsoft.com/office/word/2010/wordprocessingDrawing" xmlns:wp="http://schemas.openxmlformats.org/drawingml/2006/wordprocessingDrawing" xmlns:w10="urn:schemas-microsoft-com:office:word" xmlns:w="http://schemas.openxmlformats.org/wordprocessingml/2006/main" xmlns:w14="http://schemas.microsoft.com/office/word/2010/wordml" xmlns:w15="http://schemas.microsoft.com/office/word/2012/wordml" xmlns:w16cex="http://schemas.microsoft.com/office/word/2018/wordml/cex" xmlns:w16cid="http://schemas.microsoft.com/office/word/2016/wordml/cid" xmlns:w16="http://schemas.microsoft.com/office/word/2018/wordml" xmlns:w16du="http://schemas.microsoft.com/office/word/2023/wordml/word16du" xmlns:w16sdtdh="http://schemas.microsoft.com/office/word/2020/wordml/sdtdatahash" xmlns:w16sdtfl="http://schemas.microsoft.com/office/word/2024/wordml/sdtformatlock" xmlns:w16se="http://schemas.microsoft.com/office/word/2015/wordml/symex" xmlns:wpg="http://schemas.microsoft.com/office/word/2010/wordprocessingGroup" xmlns:wpi="http://schemas.microsoft.com/office/word/2010/wordprocessingInk" xmlns:wne="http://schemas.microsoft.com/office/word/2006/wordml" xmlns:wps="http://schemas.microsoft.com/office/word/2010/wordprocessingShape" mc:Ignorable="w14 w15 w16se w16cid w16 w16cex w16sdtdh w16sdtfl w16du wp14">
   <w:p>
     <w:pPr>
       <w:pStyle w:val="Piedepgina"/>
@@ -1445,7 +1147,7 @@
 </file>
 
 <file path=word/footnotes.xml><?xml version="1.0" encoding="utf-8"?>
-<w:footnotes xmlns:wpc="http://schemas.microsoft.com/office/word/2010/wordprocessingCanvas" xmlns:cx="http://schemas.microsoft.com/office/drawing/2014/chartex" xmlns:cx1="http://schemas.microsoft.com/office/drawing/2015/9/8/chartex" xmlns:cx2="http://schemas.microsoft.com/office/drawing/2015/10/21/chartex" xmlns:cx3="http://schemas.microsoft.com/office/drawing/2016/5/9/chartex" xmlns:cx4="http://schemas.microsoft.com/office/drawing/2016/5/10/chartex" xmlns:cx5="http://schemas.microsoft.com/office/drawing/2016/5/11/chartex" xmlns:cx6="http://schemas.microsoft.com/office/drawing/2016/5/12/chartex" xmlns:cx7="http://schemas.microsoft.com/office/drawing/2016/5/13/chartex" xmlns:cx8="http://schemas.microsoft.com/office/drawing/2016/5/14/chartex" xmlns:mc="http://schemas.openxmlformats.org/markup-compatibility/2006" xmlns:aink="http://schemas.microsoft.com/office/drawing/2016/ink" xmlns:am3d="http://schemas.microsoft.com/office/drawing/2017/model3d" xmlns:o="urn:schemas-microsoft-com:office:office" xmlns:r="http://schemas.openxmlformats.org/officeDocument/2006/relationships" xmlns:m="http://schemas.openxmlformats.org/officeDocument/2006/math" xmlns:v="urn:schemas-microsoft-com:vml" xmlns:wp14="http://schemas.microsoft.com/office/word/2010/wordprocessingDrawing" xmlns:wp="http://schemas.openxmlformats.org/drawingml/2006/wordprocessingDrawing" xmlns:w10="urn:schemas-microsoft-com:office:word" xmlns:w="http://schemas.openxmlformats.org/wordprocessingml/2006/main" xmlns:w14="http://schemas.microsoft.com/office/word/2010/wordml" xmlns:w15="http://schemas.microsoft.com/office/word/2012/wordml" xmlns:w16cex="http://schemas.microsoft.com/office/word/2018/wordml/cex" xmlns:w16cid="http://schemas.microsoft.com/office/word/2016/wordml/cid" xmlns:w16="http://schemas.microsoft.com/office/word/2018/wordml" xmlns:w16sdtdh="http://schemas.microsoft.com/office/word/2020/wordml/sdtdatahash" xmlns:w16se="http://schemas.microsoft.com/office/word/2015/wordml/symex" xmlns:wpg="http://schemas.microsoft.com/office/word/2010/wordprocessingGroup" xmlns:wpi="http://schemas.microsoft.com/office/word/2010/wordprocessingInk" xmlns:wne="http://schemas.microsoft.com/office/word/2006/wordml" xmlns:wps="http://schemas.microsoft.com/office/word/2010/wordprocessingShape" mc:Ignorable="w14 w15 w16se w16cid w16 w16cex w16sdtdh wp14">
+<w:footnotes xmlns:wpc="http://schemas.microsoft.com/office/word/2010/wordprocessingCanvas" xmlns:cx="http://schemas.microsoft.com/office/drawing/2014/chartex" xmlns:cx1="http://schemas.microsoft.com/office/drawing/2015/9/8/chartex" xmlns:cx2="http://schemas.microsoft.com/office/drawing/2015/10/21/chartex" xmlns:cx3="http://schemas.microsoft.com/office/drawing/2016/5/9/chartex" xmlns:cx4="http://schemas.microsoft.com/office/drawing/2016/5/10/chartex" xmlns:cx5="http://schemas.microsoft.com/office/drawing/2016/5/11/chartex" xmlns:cx6="http://schemas.microsoft.com/office/drawing/2016/5/12/chartex" xmlns:cx7="http://schemas.microsoft.com/office/drawing/2016/5/13/chartex" xmlns:cx8="http://schemas.microsoft.com/office/drawing/2016/5/14/chartex" xmlns:mc="http://schemas.openxmlformats.org/markup-compatibility/2006" xmlns:aink="http://schemas.microsoft.com/office/drawing/2016/ink" xmlns:am3d="http://schemas.microsoft.com/office/drawing/2017/model3d" xmlns:o="urn:schemas-microsoft-com:office:office" xmlns:oel="http://schemas.microsoft.com/office/2019/extlst" xmlns:r="http://schemas.openxmlformats.org/officeDocument/2006/relationships" xmlns:m="http://schemas.openxmlformats.org/officeDocument/2006/math" xmlns:v="urn:schemas-microsoft-com:vml" xmlns:wp14="http://schemas.microsoft.com/office/word/2010/wordprocessingDrawing" xmlns:wp="http://schemas.openxmlformats.org/drawingml/2006/wordprocessingDrawing" xmlns:w10="urn:schemas-microsoft-com:office:word" xmlns:w="http://schemas.openxmlformats.org/wordprocessingml/2006/main" xmlns:w14="http://schemas.microsoft.com/office/word/2010/wordml" xmlns:w15="http://schemas.microsoft.com/office/word/2012/wordml" xmlns:w16cex="http://schemas.microsoft.com/office/word/2018/wordml/cex" xmlns:w16cid="http://schemas.microsoft.com/office/word/2016/wordml/cid" xmlns:w16="http://schemas.microsoft.com/office/word/2018/wordml" xmlns:w16du="http://schemas.microsoft.com/office/word/2023/wordml/word16du" xmlns:w16sdtdh="http://schemas.microsoft.com/office/word/2020/wordml/sdtdatahash" xmlns:w16sdtfl="http://schemas.microsoft.com/office/word/2024/wordml/sdtformatlock" xmlns:w16se="http://schemas.microsoft.com/office/word/2015/wordml/symex" xmlns:wpg="http://schemas.microsoft.com/office/word/2010/wordprocessingGroup" xmlns:wpi="http://schemas.microsoft.com/office/word/2010/wordprocessingInk" xmlns:wne="http://schemas.microsoft.com/office/word/2006/wordml" xmlns:wps="http://schemas.microsoft.com/office/word/2010/wordprocessingShape" mc:Ignorable="w14 w15 w16se w16cid w16 w16cex w16sdtdh w16sdtfl w16du wp14">
   <w:footnote w:type="separator" w:id="-1">
     <w:p>
       <w:pPr>
@@ -1470,7 +1172,7 @@
 </file>
 
 <file path=word/header1.xml><?xml version="1.0" encoding="utf-8"?>
-<w:hdr xmlns:wpc="http://schemas.microsoft.com/office/word/2010/wordprocessingCanvas" xmlns:cx="http://schemas.microsoft.com/office/drawing/2014/chartex" xmlns:cx1="http://schemas.microsoft.com/office/drawing/2015/9/8/chartex" xmlns:cx2="http://schemas.microsoft.com/office/drawing/2015/10/21/chartex" xmlns:cx3="http://schemas.microsoft.com/office/drawing/2016/5/9/chartex" xmlns:cx4="http://schemas.microsoft.com/office/drawing/2016/5/10/chartex" xmlns:cx5="http://schemas.microsoft.com/office/drawing/2016/5/11/chartex" xmlns:cx6="http://schemas.microsoft.com/office/drawing/2016/5/12/chartex" xmlns:cx7="http://schemas.microsoft.com/office/drawing/2016/5/13/chartex" xmlns:cx8="http://schemas.microsoft.com/office/drawing/2016/5/14/chartex" xmlns:mc="http://schemas.openxmlformats.org/markup-compatibility/2006" xmlns:aink="http://schemas.microsoft.com/office/drawing/2016/ink" xmlns:am3d="http://schemas.microsoft.com/office/drawing/2017/model3d" xmlns:o="urn:schemas-microsoft-com:office:office" xmlns:r="http://schemas.openxmlformats.org/officeDocument/2006/relationships" xmlns:m="http://schemas.openxmlformats.org/officeDocument/2006/math" xmlns:v="urn:schemas-microsoft-com:vml" xmlns:wp14="http://schemas.microsoft.com/office/word/2010/wordprocessingDrawing" xmlns:wp="http://schemas.openxmlformats.org/drawingml/2006/wordprocessingDrawing" xmlns:w10="urn:schemas-microsoft-com:office:word" xmlns:w="http://schemas.openxmlformats.org/wordprocessingml/2006/main" xmlns:w14="http://schemas.microsoft.com/office/word/2010/wordml" xmlns:w15="http://schemas.microsoft.com/office/word/2012/wordml" xmlns:w16cex="http://schemas.microsoft.com/office/word/2018/wordml/cex" xmlns:w16cid="http://schemas.microsoft.com/office/word/2016/wordml/cid" xmlns:w16="http://schemas.microsoft.com/office/word/2018/wordml" xmlns:w16sdtdh="http://schemas.microsoft.com/office/word/2020/wordml/sdtdatahash" xmlns:w16se="http://schemas.microsoft.com/office/word/2015/wordml/symex" xmlns:wpg="http://schemas.microsoft.com/office/word/2010/wordprocessingGroup" xmlns:wpi="http://schemas.microsoft.com/office/word/2010/wordprocessingInk" xmlns:wne="http://schemas.microsoft.com/office/word/2006/wordml" xmlns:wps="http://schemas.microsoft.com/office/word/2010/wordprocessingShape" mc:Ignorable="w14 w15 w16se w16cid w16 w16cex w16sdtdh wp14">
+<w:hdr xmlns:wpc="http://schemas.microsoft.com/office/word/2010/wordprocessingCanvas" xmlns:cx="http://schemas.microsoft.com/office/drawing/2014/chartex" xmlns:cx1="http://schemas.microsoft.com/office/drawing/2015/9/8/chartex" xmlns:cx2="http://schemas.microsoft.com/office/drawing/2015/10/21/chartex" xmlns:cx3="http://schemas.microsoft.com/office/drawing/2016/5/9/chartex" xmlns:cx4="http://schemas.microsoft.com/office/drawing/2016/5/10/chartex" xmlns:cx5="http://schemas.microsoft.com/office/drawing/2016/5/11/chartex" xmlns:cx6="http://schemas.microsoft.com/office/drawing/2016/5/12/chartex" xmlns:cx7="http://schemas.microsoft.com/office/drawing/2016/5/13/chartex" xmlns:cx8="http://schemas.microsoft.com/office/drawing/2016/5/14/chartex" xmlns:mc="http://schemas.openxmlformats.org/markup-compatibility/2006" xmlns:aink="http://schemas.microsoft.com/office/drawing/2016/ink" xmlns:am3d="http://schemas.microsoft.com/office/drawing/2017/model3d" xmlns:o="urn:schemas-microsoft-com:office:office" xmlns:oel="http://schemas.microsoft.com/office/2019/extlst" xmlns:r="http://schemas.openxmlformats.org/officeDocument/2006/relationships" xmlns:m="http://schemas.openxmlformats.org/officeDocument/2006/math" xmlns:v="urn:schemas-microsoft-com:vml" xmlns:wp14="http://schemas.microsoft.com/office/word/2010/wordprocessingDrawing" xmlns:wp="http://schemas.openxmlformats.org/drawingml/2006/wordprocessingDrawing" xmlns:w10="urn:schemas-microsoft-com:office:word" xmlns:w="http://schemas.openxmlformats.org/wordprocessingml/2006/main" xmlns:w14="http://schemas.microsoft.com/office/word/2010/wordml" xmlns:w15="http://schemas.microsoft.com/office/word/2012/wordml" xmlns:w16cex="http://schemas.microsoft.com/office/word/2018/wordml/cex" xmlns:w16cid="http://schemas.microsoft.com/office/word/2016/wordml/cid" xmlns:w16="http://schemas.microsoft.com/office/word/2018/wordml" xmlns:w16du="http://schemas.microsoft.com/office/word/2023/wordml/word16du" xmlns:w16sdtdh="http://schemas.microsoft.com/office/word/2020/wordml/sdtdatahash" xmlns:w16sdtfl="http://schemas.microsoft.com/office/word/2024/wordml/sdtformatlock" xmlns:w16se="http://schemas.microsoft.com/office/word/2015/wordml/symex" xmlns:wpg="http://schemas.microsoft.com/office/word/2010/wordprocessingGroup" xmlns:wpi="http://schemas.microsoft.com/office/word/2010/wordprocessingInk" xmlns:wne="http://schemas.microsoft.com/office/word/2006/wordml" xmlns:wps="http://schemas.microsoft.com/office/word/2010/wordprocessingShape" mc:Ignorable="w14 w15 w16se w16cid w16 w16cex w16sdtdh w16sdtfl w16du wp14">
   <w:p>
     <w:pPr>
       <w:pStyle w:val="Encabezado"/>
@@ -1516,7 +1218,7 @@
 </file>
 
 <file path=word/header2.xml><?xml version="1.0" encoding="utf-8"?>
-<w:hdr xmlns:wpc="http://schemas.microsoft.com/office/word/2010/wordprocessingCanvas" xmlns:cx="http://schemas.microsoft.com/office/drawing/2014/chartex" xmlns:cx1="http://schemas.microsoft.com/office/drawing/2015/9/8/chartex" xmlns:cx2="http://schemas.microsoft.com/office/drawing/2015/10/21/chartex" xmlns:cx3="http://schemas.microsoft.com/office/drawing/2016/5/9/chartex" xmlns:cx4="http://schemas.microsoft.com/office/drawing/2016/5/10/chartex" xmlns:cx5="http://schemas.microsoft.com/office/drawing/2016/5/11/chartex" xmlns:cx6="http://schemas.microsoft.com/office/drawing/2016/5/12/chartex" xmlns:cx7="http://schemas.microsoft.com/office/drawing/2016/5/13/chartex" xmlns:cx8="http://schemas.microsoft.com/office/drawing/2016/5/14/chartex" xmlns:mc="http://schemas.openxmlformats.org/markup-compatibility/2006" xmlns:aink="http://schemas.microsoft.com/office/drawing/2016/ink" xmlns:am3d="http://schemas.microsoft.com/office/drawing/2017/model3d" xmlns:o="urn:schemas-microsoft-com:office:office" xmlns:r="http://schemas.openxmlformats.org/officeDocument/2006/relationships" xmlns:m="http://schemas.openxmlformats.org/officeDocument/2006/math" xmlns:v="urn:schemas-microsoft-com:vml" xmlns:wp14="http://schemas.microsoft.com/office/word/2010/wordprocessingDrawing" xmlns:wp="http://schemas.openxmlformats.org/drawingml/2006/wordprocessingDrawing" xmlns:w10="urn:schemas-microsoft-com:office:word" xmlns:w="http://schemas.openxmlformats.org/wordprocessingml/2006/main" xmlns:w14="http://schemas.microsoft.com/office/word/2010/wordml" xmlns:w15="http://schemas.microsoft.com/office/word/2012/wordml" xmlns:w16cex="http://schemas.microsoft.com/office/word/2018/wordml/cex" xmlns:w16cid="http://schemas.microsoft.com/office/word/2016/wordml/cid" xmlns:w16="http://schemas.microsoft.com/office/word/2018/wordml" xmlns:w16sdtdh="http://schemas.microsoft.com/office/word/2020/wordml/sdtdatahash" xmlns:w16se="http://schemas.microsoft.com/office/word/2015/wordml/symex" xmlns:wpg="http://schemas.microsoft.com/office/word/2010/wordprocessingGroup" xmlns:wpi="http://schemas.microsoft.com/office/word/2010/wordprocessingInk" xmlns:wne="http://schemas.microsoft.com/office/word/2006/wordml" xmlns:wps="http://schemas.microsoft.com/office/word/2010/wordprocessingShape" mc:Ignorable="w14 w15 w16se w16cid w16 w16cex w16sdtdh wp14">
+<w:hdr xmlns:wpc="http://schemas.microsoft.com/office/word/2010/wordprocessingCanvas" xmlns:cx="http://schemas.microsoft.com/office/drawing/2014/chartex" xmlns:cx1="http://schemas.microsoft.com/office/drawing/2015/9/8/chartex" xmlns:cx2="http://schemas.microsoft.com/office/drawing/2015/10/21/chartex" xmlns:cx3="http://schemas.microsoft.com/office/drawing/2016/5/9/chartex" xmlns:cx4="http://schemas.microsoft.com/office/drawing/2016/5/10/chartex" xmlns:cx5="http://schemas.microsoft.com/office/drawing/2016/5/11/chartex" xmlns:cx6="http://schemas.microsoft.com/office/drawing/2016/5/12/chartex" xmlns:cx7="http://schemas.microsoft.com/office/drawing/2016/5/13/chartex" xmlns:cx8="http://schemas.microsoft.com/office/drawing/2016/5/14/chartex" xmlns:mc="http://schemas.openxmlformats.org/markup-compatibility/2006" xmlns:aink="http://schemas.microsoft.com/office/drawing/2016/ink" xmlns:am3d="http://schemas.microsoft.com/office/drawing/2017/model3d" xmlns:o="urn:schemas-microsoft-com:office:office" xmlns:oel="http://schemas.microsoft.com/office/2019/extlst" xmlns:r="http://schemas.openxmlformats.org/officeDocument/2006/relationships" xmlns:m="http://schemas.openxmlformats.org/officeDocument/2006/math" xmlns:v="urn:schemas-microsoft-com:vml" xmlns:wp14="http://schemas.microsoft.com/office/word/2010/wordprocessingDrawing" xmlns:wp="http://schemas.openxmlformats.org/drawingml/2006/wordprocessingDrawing" xmlns:w10="urn:schemas-microsoft-com:office:word" xmlns:w="http://schemas.openxmlformats.org/wordprocessingml/2006/main" xmlns:w14="http://schemas.microsoft.com/office/word/2010/wordml" xmlns:w15="http://schemas.microsoft.com/office/word/2012/wordml" xmlns:w16cex="http://schemas.microsoft.com/office/word/2018/wordml/cex" xmlns:w16cid="http://schemas.microsoft.com/office/word/2016/wordml/cid" xmlns:w16="http://schemas.microsoft.com/office/word/2018/wordml" xmlns:w16du="http://schemas.microsoft.com/office/word/2023/wordml/word16du" xmlns:w16sdtdh="http://schemas.microsoft.com/office/word/2020/wordml/sdtdatahash" xmlns:w16sdtfl="http://schemas.microsoft.com/office/word/2024/wordml/sdtformatlock" xmlns:w16se="http://schemas.microsoft.com/office/word/2015/wordml/symex" xmlns:wpg="http://schemas.microsoft.com/office/word/2010/wordprocessingGroup" xmlns:wpi="http://schemas.microsoft.com/office/word/2010/wordprocessingInk" xmlns:wne="http://schemas.microsoft.com/office/word/2006/wordml" xmlns:wps="http://schemas.microsoft.com/office/word/2010/wordprocessingShape" mc:Ignorable="w14 w15 w16se w16cid w16 w16cex w16sdtdh w16sdtfl w16du wp14">
   <w:p>
     <w:pPr>
       <w:pStyle w:val="Encabezado"/>
@@ -1562,7 +1264,7 @@
 </file>
 
 <file path=word/header3.xml><?xml version="1.0" encoding="utf-8"?>
-<w:hdr xmlns:wpc="http://schemas.microsoft.com/office/word/2010/wordprocessingCanvas" xmlns:cx="http://schemas.microsoft.com/office/drawing/2014/chartex" xmlns:cx1="http://schemas.microsoft.com/office/drawing/2015/9/8/chartex" xmlns:cx2="http://schemas.microsoft.com/office/drawing/2015/10/21/chartex" xmlns:cx3="http://schemas.microsoft.com/office/drawing/2016/5/9/chartex" xmlns:cx4="http://schemas.microsoft.com/office/drawing/2016/5/10/chartex" xmlns:cx5="http://schemas.microsoft.com/office/drawing/2016/5/11/chartex" xmlns:cx6="http://schemas.microsoft.com/office/drawing/2016/5/12/chartex" xmlns:cx7="http://schemas.microsoft.com/office/drawing/2016/5/13/chartex" xmlns:cx8="http://schemas.microsoft.com/office/drawing/2016/5/14/chartex" xmlns:mc="http://schemas.openxmlformats.org/markup-compatibility/2006" xmlns:aink="http://schemas.microsoft.com/office/drawing/2016/ink" xmlns:am3d="http://schemas.microsoft.com/office/drawing/2017/model3d" xmlns:o="urn:schemas-microsoft-com:office:office" xmlns:r="http://schemas.openxmlformats.org/officeDocument/2006/relationships" xmlns:m="http://schemas.openxmlformats.org/officeDocument/2006/math" xmlns:v="urn:schemas-microsoft-com:vml" xmlns:wp14="http://schemas.microsoft.com/office/word/2010/wordprocessingDrawing" xmlns:wp="http://schemas.openxmlformats.org/drawingml/2006/wordprocessingDrawing" xmlns:w10="urn:schemas-microsoft-com:office:word" xmlns:w="http://schemas.openxmlformats.org/wordprocessingml/2006/main" xmlns:w14="http://schemas.microsoft.com/office/word/2010/wordml" xmlns:w15="http://schemas.microsoft.com/office/word/2012/wordml" xmlns:w16cex="http://schemas.microsoft.com/office/word/2018/wordml/cex" xmlns:w16cid="http://schemas.microsoft.com/office/word/2016/wordml/cid" xmlns:w16="http://schemas.microsoft.com/office/word/2018/wordml" xmlns:w16sdtdh="http://schemas.microsoft.com/office/word/2020/wordml/sdtdatahash" xmlns:w16se="http://schemas.microsoft.com/office/word/2015/wordml/symex" xmlns:wpg="http://schemas.microsoft.com/office/word/2010/wordprocessingGroup" xmlns:wpi="http://schemas.microsoft.com/office/word/2010/wordprocessingInk" xmlns:wne="http://schemas.microsoft.com/office/word/2006/wordml" xmlns:wps="http://schemas.microsoft.com/office/word/2010/wordprocessingShape" mc:Ignorable="w14 w15 w16se w16cid w16 w16cex w16sdtdh wp14">
+<w:hdr xmlns:wpc="http://schemas.microsoft.com/office/word/2010/wordprocessingCanvas" xmlns:cx="http://schemas.microsoft.com/office/drawing/2014/chartex" xmlns:cx1="http://schemas.microsoft.com/office/drawing/2015/9/8/chartex" xmlns:cx2="http://schemas.microsoft.com/office/drawing/2015/10/21/chartex" xmlns:cx3="http://schemas.microsoft.com/office/drawing/2016/5/9/chartex" xmlns:cx4="http://schemas.microsoft.com/office/drawing/2016/5/10/chartex" xmlns:cx5="http://schemas.microsoft.com/office/drawing/2016/5/11/chartex" xmlns:cx6="http://schemas.microsoft.com/office/drawing/2016/5/12/chartex" xmlns:cx7="http://schemas.microsoft.com/office/drawing/2016/5/13/chartex" xmlns:cx8="http://schemas.microsoft.com/office/drawing/2016/5/14/chartex" xmlns:mc="http://schemas.openxmlformats.org/markup-compatibility/2006" xmlns:aink="http://schemas.microsoft.com/office/drawing/2016/ink" xmlns:am3d="http://schemas.microsoft.com/office/drawing/2017/model3d" xmlns:o="urn:schemas-microsoft-com:office:office" xmlns:oel="http://schemas.microsoft.com/office/2019/extlst" xmlns:r="http://schemas.openxmlformats.org/officeDocument/2006/relationships" xmlns:m="http://schemas.openxmlformats.org/officeDocument/2006/math" xmlns:v="urn:schemas-microsoft-com:vml" xmlns:wp14="http://schemas.microsoft.com/office/word/2010/wordprocessingDrawing" xmlns:wp="http://schemas.openxmlformats.org/drawingml/2006/wordprocessingDrawing" xmlns:w10="urn:schemas-microsoft-com:office:word" xmlns:w="http://schemas.openxmlformats.org/wordprocessingml/2006/main" xmlns:w14="http://schemas.microsoft.com/office/word/2010/wordml" xmlns:w15="http://schemas.microsoft.com/office/word/2012/wordml" xmlns:w16cex="http://schemas.microsoft.com/office/word/2018/wordml/cex" xmlns:w16cid="http://schemas.microsoft.com/office/word/2016/wordml/cid" xmlns:w16="http://schemas.microsoft.com/office/word/2018/wordml" xmlns:w16du="http://schemas.microsoft.com/office/word/2023/wordml/word16du" xmlns:w16sdtdh="http://schemas.microsoft.com/office/word/2020/wordml/sdtdatahash" xmlns:w16sdtfl="http://schemas.microsoft.com/office/word/2024/wordml/sdtformatlock" xmlns:w16se="http://schemas.microsoft.com/office/word/2015/wordml/symex" xmlns:wpg="http://schemas.microsoft.com/office/word/2010/wordprocessingGroup" xmlns:wpi="http://schemas.microsoft.com/office/word/2010/wordprocessingInk" xmlns:wne="http://schemas.microsoft.com/office/word/2006/wordml" xmlns:wps="http://schemas.microsoft.com/office/word/2010/wordprocessingShape" mc:Ignorable="w14 w15 w16se w16cid w16 w16cex w16sdtdh w16sdtfl w16du wp14">
   <w:p>
     <w:pPr>
       <w:pStyle w:val="Encabezado"/>
@@ -1608,7 +1310,7 @@
 </file>
 
 <file path=word/styles.xml><?xml version="1.0" encoding="utf-8"?>
-<w:styles xmlns:mc="http://schemas.openxmlformats.org/markup-compatibility/2006" xmlns:r="http://schemas.openxmlformats.org/officeDocument/2006/relationships" xmlns:w="http://schemas.openxmlformats.org/wordprocessingml/2006/main" xmlns:w14="http://schemas.microsoft.com/office/word/2010/wordml" xmlns:w15="http://schemas.microsoft.com/office/word/2012/wordml" xmlns:w16cex="http://schemas.microsoft.com/office/word/2018/wordml/cex" xmlns:w16cid="http://schemas.microsoft.com/office/word/2016/wordml/cid" xmlns:w16="http://schemas.microsoft.com/office/word/2018/wordml" xmlns:w16sdtdh="http://schemas.microsoft.com/office/word/2020/wordml/sdtdatahash" xmlns:w16se="http://schemas.microsoft.com/office/word/2015/wordml/symex" mc:Ignorable="w14 w15 w16se w16cid w16 w16cex w16sdtdh">
+<w:styles xmlns:mc="http://schemas.openxmlformats.org/markup-compatibility/2006" xmlns:r="http://schemas.openxmlformats.org/officeDocument/2006/relationships" xmlns:w="http://schemas.openxmlformats.org/wordprocessingml/2006/main" xmlns:w14="http://schemas.microsoft.com/office/word/2010/wordml" xmlns:w15="http://schemas.microsoft.com/office/word/2012/wordml" xmlns:w16cex="http://schemas.microsoft.com/office/word/2018/wordml/cex" xmlns:w16cid="http://schemas.microsoft.com/office/word/2016/wordml/cid" xmlns:w16="http://schemas.microsoft.com/office/word/2018/wordml" xmlns:w16du="http://schemas.microsoft.com/office/word/2023/wordml/word16du" xmlns:w16sdtdh="http://schemas.microsoft.com/office/word/2020/wordml/sdtdatahash" xmlns:w16sdtfl="http://schemas.microsoft.com/office/word/2024/wordml/sdtformatlock" xmlns:w16se="http://schemas.microsoft.com/office/word/2015/wordml/symex" mc:Ignorable="w14 w15 w16se w16cid w16 w16cex w16sdtdh w16sdtfl w16du">
   <w:docDefaults>
     <w:rPrDefault>
       <w:rPr>
@@ -2009,7 +1711,6 @@
   <w:style w:type="character" w:default="1" w:styleId="Fuentedeprrafopredeter">
     <w:name w:val="Default Paragraph Font"/>
     <w:uiPriority w:val="1"/>
-    <w:semiHidden/>
     <w:unhideWhenUsed/>
   </w:style>
   <w:style w:type="table" w:default="1" w:styleId="Tablanormal">
@@ -2063,7 +1764,7 @@
       <w:szCs w:val="18"/>
     </w:rPr>
   </w:style>
-  <w:style w:type="character" w:styleId="Textoennegrita">
+  <w:style w:type="character" w:styleId="Fuerte">
     <w:name w:val="Strong"/>
     <w:basedOn w:val="Fuentedeprrafopredeter"/>
     <w:uiPriority w:val="22"/>
